--- a/Report and Presentation/DSP FINAL PROJECT FINAL VERSION.docx
+++ b/Report and Presentation/DSP FINAL PROJECT FINAL VERSION.docx
@@ -142,7 +142,7 @@
         <w:t xml:space="preserve">Final testing on unseen data yielded </w:t>
       </w:r>
       <w:r>
-        <w:t>96.4</w:t>
+        <w:t>100</w:t>
       </w:r>
       <w:r>
         <w:t xml:space="preserve">% accuracy for both nominal and intruder detection, </w:t>
@@ -2130,7 +2130,7 @@
         <w:t xml:space="preserve">Results show </w:t>
       </w:r>
       <w:r>
-        <w:t>96.4</w:t>
+        <w:t>100</w:t>
       </w:r>
       <w:r>
         <w:t>% accuracy on both nominal and intruder speakers</w:t>
